--- a/02_설계문서/보컬조합_백오피스_구성방안_v1.7_20260922.docx
+++ b/02_설계문서/보컬조합_백오피스_구성방안_v1.7_20260922.docx
@@ -2329,7 +2329,7 @@
                 <w:szCs w:val="17"/>
                 <w:rtl w:val="0"/>
               </w:rPr>
-              <w:t xml:space="preserve"/>
+              <w:t xml:space="preserve">온보딩/계약, 무결성 예외 처리(자동 QC 실패/슬롯 정합 오류/렌더 무결성), 권리 구조 통합 인스펙터(테넌트→파티→작품→원본 이미지→팩→정산 라인 연계 조회, 읽기 전용), 검증 리포트 발행(계승/배분율/커버리지 가드/동의 커버리지), 검증 엔진·유일키 운영, 테넌트 확인(KYB)·소스 무결성 검사·부정 이용 조사(Trust &amp; Safety)·무결성 지표 공유, 플랫폼 정책 검토(약관/법규 위반·이상거래·법적 삭제 요청), 정산 배치/보정/지급, 분쟁 1차 중재, 권한/감사, 위임 대행(테넌트 위임 시). 권리 판단·관리 정보 CRUD 없음</w:t>
             </w:r>
           </w:p>
         </w:tc>
@@ -5562,7 +5562,7 @@
                 <w:szCs w:val="17"/>
                 <w:rtl w:val="0"/>
               </w:rPr>
-              <w:t xml:space="preserve">, 테넌트 사업자 확인(KYB_FULL) 전에는 READY 전환 불가</w:t>
+              <w:t xml:space="preserve">WAV/FLAC, 샘플레이트/비트, 무음/클리핑 자동 QC, 원본은 접근 제한 스토리지, 테넌트 사업자 확인(KYB_FULL) 전에는 READY 전환 불가</w:t>
             </w:r>
           </w:p>
         </w:tc>
@@ -12860,7 +12860,7 @@
                 <w:szCs w:val="17"/>
                 <w:rtl w:val="0"/>
               </w:rPr>
-              <w:t xml:space="preserve">, 부정 의심 보류 금액과 판정 결과(해제/역분개) 표시</w:t>
+              <w:t xml:space="preserve">월별 확정 정산(순매출 → Tier 1 → 1층 버킷 → 실연 풀), 청구권자별 금액과 버킷·원천별 내역, 지급 경로(본인/기획사 일괄 수령 시 수령 party 표시, 명세는 본인 기준), 공제 항목, PDF/CSV, 이의 제기, 부정 의심 보류 금액과 판정 결과(해제/역분개) 표시</w:t>
             </w:r>
           </w:p>
         </w:tc>
@@ -13269,7 +13269,7 @@
                 <w:szCs w:val="17"/>
                 <w:rtl w:val="0"/>
               </w:rPr>
-              <w:t xml:space="preserve"/>
+              <w:t xml:space="preserve">이벤트 원장 조회, 배치 미리보기/실행(실행자)과 배치 확정(확정자 분리), 환불/보정 이벤트(역분개), 분쟁 보류/해제, 지급 파일 생성(수령 party 기준 합산), 미배분 큐(크레딧 결손/party 검증 미완료/지급 정보 미비/정책 미설정 IP/부정 의심 보류), 신규 테넌트·파티 초기 지급 보류(기본 30일, 차지백 대비)</w:t>
             </w:r>
           </w:p>
         </w:tc>
@@ -13516,7 +13516,7 @@
                 <w:szCs w:val="17"/>
                 <w:rtl w:val="0"/>
               </w:rPr>
-              <w:t xml:space="preserve">, 무결성 지표(케이스 정밀도·오탐률, 보류/회수 금액, 평균 판정 시간, 재발률, 소스 검사 차단율, KYB/KYC 충족률, 팬 인센티브 누수율)</w:t>
+              <w:t xml:space="preserve">정산 완료율(≥99%), 정산 오류율, 미배분율, 스냅샷 커버리지(정책/기준 스냅샷 보유 조합 비율), 활성 그랜트 수, 유일키 충돌률, 스탬프 폐기/만료율, 분쟁률/분쟁 SLA, 배치 성공률, 이상거래 알림(대량 생성/규칙 우회/계정 도용), 크레딧 완비율, 무결성 지표(케이스 정밀도·오탐률, 보류/회수 금액, 평균 판정 시간, 재발률, 소스 검사 차단율, KYB/KYC 충족률, 팬 인센티브 누수율)</w:t>
             </w:r>
           </w:p>
         </w:tc>
@@ -14607,7 +14607,7 @@
                 <w:szCs w:val="17"/>
                 <w:rtl w:val="0"/>
               </w:rPr>
-              <w:t xml:space="preserve"/>
+              <w:t xml:space="preserve">자동 QC(포맷/클리핑/라우드니스/해시), 소스 무결성 검사(핑거프린트/AI 생성/음성 유사도/메타데이터, REVIEW·BLOCK은 권리자 소명), 슬롯 정합 검증. 실패 건만 무결성 예외 큐에서 운영자 재검토/재업로드 요청</w:t>
             </w:r>
           </w:p>
         </w:tc>
@@ -15919,7 +15919,7 @@
                 <w:szCs w:val="17"/>
                 <w:rtl w:val="0"/>
               </w:rPr>
-              <w:t xml:space="preserve">, 부정 의심 매출 격리·판정 결과 반영(해제 또는 역분개)</w:t>
+              <w:t xml:space="preserve">일 집계/주 보정/월 확정(실행자≠확정자), 기준 스냅샷/배분 라인 원장, 명세 발송, 플랫폼 정책 검토 큐, 분쟁 1차 중재, 부정 의심 매출 격리·판정 결과 반영(해제 또는 역분개)</w:t>
             </w:r>
           </w:p>
         </w:tc>
@@ -28189,7 +28189,7 @@
                 <w:szCs w:val="17"/>
                 <w:rtl w:val="0"/>
               </w:rPr>
-              <w:t xml:space="preserve">, 테넌트 KYB 게이트, 소스 무결성 검사(핑거프린트·AI 생성 신고 일치), 부정 의심 매출 격리(FRAUD_REVIEW)·초기 지급 보류</w:t>
+              <w:t xml:space="preserve">테넌트 개설, 자동 QC + 무결성 예외 큐, 권리 구조 통합 인스펙터(계층 트리, 파티/원본 이미지/팩 패널, 참여 매트릭스, 차분 뷰), 검증 리포트(계승/커버리지 가드), 조합 검증 엔진/예약, 월 배치/명세(실행자≠확정자), 기준 스냅샷/배분 라인 원장, 감사로그, 테넌트 KYB 게이트, 소스 무결성 검사(핑거프린트·AI 생성 신고 일치), 부정 의심 매출 격리(FRAUD_REVIEW)·초기 지급 보류</w:t>
             </w:r>
           </w:p>
         </w:tc>
@@ -28384,7 +28384,7 @@
                 <w:szCs w:val="17"/>
                 <w:rtl w:val="0"/>
               </w:rPr>
-              <w:t xml:space="preserve">, 음성 유사도 검사, 부정 이용 조사(Trust &amp; Safety) 케이스·집행, 무결성 KPI</w:t>
+              <w:t xml:space="preserve">플랫폼 정책 검토 큐(약관/법규/이상거래), 위임 대행, 정산 역추적 패널(인스펙터)·열람 감사·PII 마스킹 해제 통제, 스탬프 폐기/만료 모니터, 이상거래 KPI(유일키 충돌률/스냅샷 커버리지), 보정/환불 역분개, 분쟁 1차 중재 큐, 미배분 큐, 크레딧 결손 알림, 음성 유사도 검사, 부정 이용 조사(Trust &amp; Safety) 케이스·집행, 무결성 KPI</w:t>
             </w:r>
           </w:p>
         </w:tc>
@@ -28600,7 +28600,7 @@
                 <w:szCs w:val="17"/>
                 <w:rtl w:val="0"/>
               </w:rPr>
-              <w:t xml:space="preserve">, 유통사·DSP 무결성 지표 공유(IN/OUT), 외부 반출 워터마크 추적 연계</w:t>
+              <w:t xml:space="preserve">파트너 콘솔/API 키, 신탁단체 연동, 다국가 지급, 정책 DSL/긴급 정책, 유통사·DSP 무결성 지표 공유(IN/OUT), 외부 반출 워터마크 추적 연계</w:t>
             </w:r>
           </w:p>
         </w:tc>
